--- a/module1/Instruction.docx
+++ b/module1/Instruction.docx
@@ -11,7 +11,6 @@
           <w:rFonts w:ascii="Times New Roman" w:hAnsi="Times New Roman" w:cs="Times New Roman"/>
           <w:sz w:val="28"/>
           <w:szCs w:val="28"/>
-          <w:lang w:val="ru-RU"/>
         </w:rPr>
       </w:pPr>
       <w:r>
@@ -30,15 +29,13 @@
           <w:rFonts w:ascii="Times New Roman" w:hAnsi="Times New Roman" w:cs="Times New Roman"/>
           <w:sz w:val="28"/>
           <w:szCs w:val="28"/>
-          <w:lang w:val="ru-RU"/>
-        </w:rPr>
-      </w:pPr>
-      <w:r>
-        <w:rPr>
-          <w:rFonts w:ascii="Times New Roman" w:hAnsi="Times New Roman" w:cs="Times New Roman"/>
-          <w:sz w:val="28"/>
-          <w:szCs w:val="28"/>
-          <w:lang w:val="ru-RU"/>
+        </w:rPr>
+      </w:pPr>
+      <w:r>
+        <w:rPr>
+          <w:rFonts w:ascii="Times New Roman" w:hAnsi="Times New Roman" w:cs="Times New Roman"/>
+          <w:sz w:val="28"/>
+          <w:szCs w:val="28"/>
         </w:rPr>
         <w:t>Макарова Александра Алексеевна</w:t>
       </w:r>
@@ -50,15 +47,13 @@
           <w:rFonts w:ascii="Times New Roman" w:hAnsi="Times New Roman" w:cs="Times New Roman"/>
           <w:sz w:val="28"/>
           <w:szCs w:val="28"/>
-          <w:lang w:val="ru-RU"/>
-        </w:rPr>
-      </w:pPr>
-      <w:r>
-        <w:rPr>
-          <w:rFonts w:ascii="Times New Roman" w:hAnsi="Times New Roman" w:cs="Times New Roman"/>
-          <w:sz w:val="28"/>
-          <w:szCs w:val="28"/>
-          <w:lang w:val="ru-RU"/>
+        </w:rPr>
+      </w:pPr>
+      <w:r>
+        <w:rPr>
+          <w:rFonts w:ascii="Times New Roman" w:hAnsi="Times New Roman" w:cs="Times New Roman"/>
+          <w:sz w:val="28"/>
+          <w:szCs w:val="28"/>
         </w:rPr>
         <w:t>9ИС-31</w:t>
       </w:r>
@@ -70,15 +65,13 @@
           <w:rFonts w:ascii="Times New Roman" w:hAnsi="Times New Roman" w:cs="Times New Roman"/>
           <w:sz w:val="28"/>
           <w:szCs w:val="28"/>
-          <w:lang w:val="ru-RU"/>
-        </w:rPr>
-      </w:pPr>
-      <w:r>
-        <w:rPr>
-          <w:rFonts w:ascii="Times New Roman" w:hAnsi="Times New Roman" w:cs="Times New Roman"/>
-          <w:sz w:val="28"/>
-          <w:szCs w:val="28"/>
-          <w:lang w:val="ru-RU"/>
+        </w:rPr>
+      </w:pPr>
+      <w:r>
+        <w:rPr>
+          <w:rFonts w:ascii="Times New Roman" w:hAnsi="Times New Roman" w:cs="Times New Roman"/>
+          <w:sz w:val="28"/>
+          <w:szCs w:val="28"/>
         </w:rPr>
         <w:t>1. Назначение программы</w:t>
       </w:r>
@@ -91,15 +84,13 @@
           <w:rFonts w:ascii="Times New Roman" w:hAnsi="Times New Roman" w:cs="Times New Roman"/>
           <w:sz w:val="28"/>
           <w:szCs w:val="28"/>
-          <w:lang w:val="ru-RU"/>
-        </w:rPr>
-      </w:pPr>
-      <w:r>
-        <w:rPr>
-          <w:rFonts w:ascii="Times New Roman" w:hAnsi="Times New Roman" w:cs="Times New Roman"/>
-          <w:sz w:val="28"/>
-          <w:szCs w:val="28"/>
-          <w:lang w:val="ru-RU"/>
+        </w:rPr>
+      </w:pPr>
+      <w:r>
+        <w:rPr>
+          <w:rFonts w:ascii="Times New Roman" w:hAnsi="Times New Roman" w:cs="Times New Roman"/>
+          <w:sz w:val="28"/>
+          <w:szCs w:val="28"/>
         </w:rPr>
         <w:t>Программа предназначена для визуального проектирования дорожной сети и размещения объектов инфраструктуры (светофоры, знаки, пешеходные переходы, блоки). Может использоваться для испытаний алгоритмов искусственного интеллекта в системах управления дорожным движением.</w:t>
       </w:r>
@@ -111,15 +102,13 @@
           <w:rFonts w:ascii="Times New Roman" w:hAnsi="Times New Roman" w:cs="Times New Roman"/>
           <w:sz w:val="28"/>
           <w:szCs w:val="28"/>
-          <w:lang w:val="ru-RU"/>
-        </w:rPr>
-      </w:pPr>
-      <w:r>
-        <w:rPr>
-          <w:rFonts w:ascii="Times New Roman" w:hAnsi="Times New Roman" w:cs="Times New Roman"/>
-          <w:sz w:val="28"/>
-          <w:szCs w:val="28"/>
-          <w:lang w:val="ru-RU"/>
+        </w:rPr>
+      </w:pPr>
+      <w:r>
+        <w:rPr>
+          <w:rFonts w:ascii="Times New Roman" w:hAnsi="Times New Roman" w:cs="Times New Roman"/>
+          <w:sz w:val="28"/>
+          <w:szCs w:val="28"/>
         </w:rPr>
         <w:t>2. Компонентная база изделия (программно-аппаратная часть)</w:t>
       </w:r>
@@ -140,15 +129,13 @@
           <w:rFonts w:ascii="Times New Roman" w:hAnsi="Times New Roman" w:cs="Times New Roman"/>
           <w:sz w:val="28"/>
           <w:szCs w:val="28"/>
-          <w:lang w:val="ru-RU"/>
-        </w:rPr>
-      </w:pPr>
-      <w:r>
-        <w:rPr>
-          <w:rFonts w:ascii="Times New Roman" w:hAnsi="Times New Roman" w:cs="Times New Roman"/>
-          <w:sz w:val="28"/>
-          <w:szCs w:val="28"/>
-          <w:lang w:val="ru-RU"/>
+        </w:rPr>
+      </w:pPr>
+      <w:r>
+        <w:rPr>
+          <w:rFonts w:ascii="Times New Roman" w:hAnsi="Times New Roman" w:cs="Times New Roman"/>
+          <w:sz w:val="28"/>
+          <w:szCs w:val="28"/>
         </w:rPr>
         <w:t>Программная часть: Python 3.1</w:t>
       </w:r>
@@ -157,7 +144,6 @@
           <w:rFonts w:ascii="Times New Roman" w:hAnsi="Times New Roman" w:cs="Times New Roman"/>
           <w:sz w:val="28"/>
           <w:szCs w:val="28"/>
-          <w:lang w:val="ru-RU"/>
         </w:rPr>
         <w:t>2</w:t>
       </w:r>
@@ -166,7 +152,6 @@
           <w:rFonts w:ascii="Times New Roman" w:hAnsi="Times New Roman" w:cs="Times New Roman"/>
           <w:sz w:val="28"/>
           <w:szCs w:val="28"/>
-          <w:lang w:val="ru-RU"/>
         </w:rPr>
         <w:t>, библиотека PyQt6 для графического интерфейса.</w:t>
       </w:r>
@@ -187,15 +172,13 @@
           <w:rFonts w:ascii="Times New Roman" w:hAnsi="Times New Roman" w:cs="Times New Roman"/>
           <w:sz w:val="28"/>
           <w:szCs w:val="28"/>
-          <w:lang w:val="ru-RU"/>
-        </w:rPr>
-      </w:pPr>
-      <w:r>
-        <w:rPr>
-          <w:rFonts w:ascii="Times New Roman" w:hAnsi="Times New Roman" w:cs="Times New Roman"/>
-          <w:sz w:val="28"/>
-          <w:szCs w:val="28"/>
-          <w:lang w:val="ru-RU"/>
+        </w:rPr>
+      </w:pPr>
+      <w:r>
+        <w:rPr>
+          <w:rFonts w:ascii="Times New Roman" w:hAnsi="Times New Roman" w:cs="Times New Roman"/>
+          <w:sz w:val="28"/>
+          <w:szCs w:val="28"/>
         </w:rPr>
         <w:t>Аппаратная часть</w:t>
       </w:r>
@@ -204,7 +187,6 @@
           <w:rFonts w:ascii="Times New Roman" w:hAnsi="Times New Roman" w:cs="Times New Roman"/>
           <w:sz w:val="28"/>
           <w:szCs w:val="28"/>
-          <w:lang w:val="ru-RU"/>
         </w:rPr>
         <w:t>.</w:t>
       </w:r>
@@ -225,15 +207,13 @@
           <w:rFonts w:ascii="Times New Roman" w:hAnsi="Times New Roman" w:cs="Times New Roman"/>
           <w:sz w:val="28"/>
           <w:szCs w:val="28"/>
-          <w:lang w:val="ru-RU"/>
-        </w:rPr>
-      </w:pPr>
-      <w:r>
-        <w:rPr>
-          <w:rFonts w:ascii="Times New Roman" w:hAnsi="Times New Roman" w:cs="Times New Roman"/>
-          <w:sz w:val="28"/>
-          <w:szCs w:val="28"/>
-          <w:lang w:val="ru-RU"/>
+        </w:rPr>
+      </w:pPr>
+      <w:r>
+        <w:rPr>
+          <w:rFonts w:ascii="Times New Roman" w:hAnsi="Times New Roman" w:cs="Times New Roman"/>
+          <w:sz w:val="28"/>
+          <w:szCs w:val="28"/>
         </w:rPr>
         <w:t>Компоненты на макете</w:t>
       </w:r>
@@ -242,7 +222,6 @@
           <w:rFonts w:ascii="Times New Roman" w:hAnsi="Times New Roman" w:cs="Times New Roman"/>
           <w:sz w:val="28"/>
           <w:szCs w:val="28"/>
-          <w:lang w:val="ru-RU"/>
         </w:rPr>
         <w:t>.</w:t>
       </w:r>
@@ -254,15 +233,13 @@
           <w:rFonts w:ascii="Times New Roman" w:hAnsi="Times New Roman" w:cs="Times New Roman"/>
           <w:sz w:val="28"/>
           <w:szCs w:val="28"/>
-          <w:lang w:val="ru-RU"/>
-        </w:rPr>
-      </w:pPr>
-      <w:r>
-        <w:rPr>
-          <w:rFonts w:ascii="Times New Roman" w:hAnsi="Times New Roman" w:cs="Times New Roman"/>
-          <w:sz w:val="28"/>
-          <w:szCs w:val="28"/>
-          <w:lang w:val="ru-RU"/>
+        </w:rPr>
+      </w:pPr>
+      <w:r>
+        <w:rPr>
+          <w:rFonts w:ascii="Times New Roman" w:hAnsi="Times New Roman" w:cs="Times New Roman"/>
+          <w:sz w:val="28"/>
+          <w:szCs w:val="28"/>
         </w:rPr>
         <w:t>3. Управляющий пользовательский интерфейс (UI)</w:t>
       </w:r>
@@ -274,15 +251,13 @@
           <w:rFonts w:ascii="Times New Roman" w:hAnsi="Times New Roman" w:cs="Times New Roman"/>
           <w:sz w:val="28"/>
           <w:szCs w:val="28"/>
-          <w:lang w:val="ru-RU"/>
-        </w:rPr>
-      </w:pPr>
-      <w:r>
-        <w:rPr>
-          <w:rFonts w:ascii="Times New Roman" w:hAnsi="Times New Roman" w:cs="Times New Roman"/>
-          <w:sz w:val="28"/>
-          <w:szCs w:val="28"/>
-          <w:lang w:val="ru-RU"/>
+        </w:rPr>
+      </w:pPr>
+      <w:r>
+        <w:rPr>
+          <w:rFonts w:ascii="Times New Roman" w:hAnsi="Times New Roman" w:cs="Times New Roman"/>
+          <w:sz w:val="28"/>
+          <w:szCs w:val="28"/>
         </w:rPr>
         <w:t>Главное окно:</w:t>
       </w:r>
@@ -303,15 +278,13 @@
           <w:rFonts w:ascii="Times New Roman" w:hAnsi="Times New Roman" w:cs="Times New Roman"/>
           <w:sz w:val="28"/>
           <w:szCs w:val="28"/>
-          <w:lang w:val="ru-RU"/>
-        </w:rPr>
-      </w:pPr>
-      <w:r>
-        <w:rPr>
-          <w:rFonts w:ascii="Times New Roman" w:hAnsi="Times New Roman" w:cs="Times New Roman"/>
-          <w:sz w:val="28"/>
-          <w:szCs w:val="28"/>
-          <w:lang w:val="ru-RU"/>
+        </w:rPr>
+      </w:pPr>
+      <w:r>
+        <w:rPr>
+          <w:rFonts w:ascii="Times New Roman" w:hAnsi="Times New Roman" w:cs="Times New Roman"/>
+          <w:sz w:val="28"/>
+          <w:szCs w:val="28"/>
         </w:rPr>
         <w:t>Сетка 21×21 – рабочая область. Каждая клетка имеет размер 36×36 пикселей.</w:t>
       </w:r>
@@ -332,15 +305,13 @@
           <w:rFonts w:ascii="Times New Roman" w:hAnsi="Times New Roman" w:cs="Times New Roman"/>
           <w:sz w:val="28"/>
           <w:szCs w:val="28"/>
-          <w:lang w:val="ru-RU"/>
-        </w:rPr>
-      </w:pPr>
-      <w:r>
-        <w:rPr>
-          <w:rFonts w:ascii="Times New Roman" w:hAnsi="Times New Roman" w:cs="Times New Roman"/>
-          <w:sz w:val="28"/>
-          <w:szCs w:val="28"/>
-          <w:lang w:val="ru-RU"/>
+        </w:rPr>
+      </w:pPr>
+      <w:r>
+        <w:rPr>
+          <w:rFonts w:ascii="Times New Roman" w:hAnsi="Times New Roman" w:cs="Times New Roman"/>
+          <w:sz w:val="28"/>
+          <w:szCs w:val="28"/>
         </w:rPr>
         <w:t>Боковая панель (слева): содержит две секции – «Добавить объекты» и «Редактор дороги», которые переключаются кнопками внизу.</w:t>
       </w:r>
@@ -361,15 +332,13 @@
           <w:rFonts w:ascii="Times New Roman" w:hAnsi="Times New Roman" w:cs="Times New Roman"/>
           <w:sz w:val="28"/>
           <w:szCs w:val="28"/>
-          <w:lang w:val="ru-RU"/>
-        </w:rPr>
-      </w:pPr>
-      <w:r>
-        <w:rPr>
-          <w:rFonts w:ascii="Times New Roman" w:hAnsi="Times New Roman" w:cs="Times New Roman"/>
-          <w:sz w:val="28"/>
-          <w:szCs w:val="28"/>
-          <w:lang w:val="ru-RU"/>
+        </w:rPr>
+      </w:pPr>
+      <w:r>
+        <w:rPr>
+          <w:rFonts w:ascii="Times New Roman" w:hAnsi="Times New Roman" w:cs="Times New Roman"/>
+          <w:sz w:val="28"/>
+          <w:szCs w:val="28"/>
         </w:rPr>
         <w:t>Нижняя панель инструментов:</w:t>
       </w:r>
@@ -386,15 +355,13 @@
           <w:rFonts w:ascii="Times New Roman" w:hAnsi="Times New Roman" w:cs="Times New Roman"/>
           <w:sz w:val="28"/>
           <w:szCs w:val="28"/>
-          <w:lang w:val="ru-RU"/>
-        </w:rPr>
-      </w:pPr>
-      <w:r>
-        <w:rPr>
-          <w:rFonts w:ascii="Times New Roman" w:hAnsi="Times New Roman" w:cs="Times New Roman"/>
-          <w:sz w:val="28"/>
-          <w:szCs w:val="28"/>
-          <w:lang w:val="ru-RU"/>
+        </w:rPr>
+      </w:pPr>
+      <w:r>
+        <w:rPr>
+          <w:rFonts w:ascii="Times New Roman" w:hAnsi="Times New Roman" w:cs="Times New Roman"/>
+          <w:sz w:val="28"/>
+          <w:szCs w:val="28"/>
         </w:rPr>
         <w:t>Добавить объекты – переключение в режим размещения пешеходов, светофоров, блоков, переходов.</w:t>
       </w:r>
@@ -411,15 +378,13 @@
           <w:rFonts w:ascii="Times New Roman" w:hAnsi="Times New Roman" w:cs="Times New Roman"/>
           <w:sz w:val="28"/>
           <w:szCs w:val="28"/>
-          <w:lang w:val="ru-RU"/>
-        </w:rPr>
-      </w:pPr>
-      <w:r>
-        <w:rPr>
-          <w:rFonts w:ascii="Times New Roman" w:hAnsi="Times New Roman" w:cs="Times New Roman"/>
-          <w:sz w:val="28"/>
-          <w:szCs w:val="28"/>
-          <w:lang w:val="ru-RU"/>
+        </w:rPr>
+      </w:pPr>
+      <w:r>
+        <w:rPr>
+          <w:rFonts w:ascii="Times New Roman" w:hAnsi="Times New Roman" w:cs="Times New Roman"/>
+          <w:sz w:val="28"/>
+          <w:szCs w:val="28"/>
         </w:rPr>
         <w:t>Редактор дороги – переключение в режим укладки дорожного полотна (вертикальные и перекрёстки).</w:t>
       </w:r>
@@ -436,15 +401,13 @@
           <w:rFonts w:ascii="Times New Roman" w:hAnsi="Times New Roman" w:cs="Times New Roman"/>
           <w:sz w:val="28"/>
           <w:szCs w:val="28"/>
-          <w:lang w:val="ru-RU"/>
-        </w:rPr>
-      </w:pPr>
-      <w:r>
-        <w:rPr>
-          <w:rFonts w:ascii="Times New Roman" w:hAnsi="Times New Roman" w:cs="Times New Roman"/>
-          <w:sz w:val="28"/>
-          <w:szCs w:val="28"/>
-          <w:lang w:val="ru-RU"/>
+        </w:rPr>
+      </w:pPr>
+      <w:r>
+        <w:rPr>
+          <w:rFonts w:ascii="Times New Roman" w:hAnsi="Times New Roman" w:cs="Times New Roman"/>
+          <w:sz w:val="28"/>
+          <w:szCs w:val="28"/>
         </w:rPr>
         <w:t>Сохранить – экспорт сцены в JSON-файл.</w:t>
       </w:r>
@@ -461,15 +424,13 @@
           <w:rFonts w:ascii="Times New Roman" w:hAnsi="Times New Roman" w:cs="Times New Roman"/>
           <w:sz w:val="28"/>
           <w:szCs w:val="28"/>
-          <w:lang w:val="ru-RU"/>
-        </w:rPr>
-      </w:pPr>
-      <w:r>
-        <w:rPr>
-          <w:rFonts w:ascii="Times New Roman" w:hAnsi="Times New Roman" w:cs="Times New Roman"/>
-          <w:sz w:val="28"/>
-          <w:szCs w:val="28"/>
-          <w:lang w:val="ru-RU"/>
+        </w:rPr>
+      </w:pPr>
+      <w:r>
+        <w:rPr>
+          <w:rFonts w:ascii="Times New Roman" w:hAnsi="Times New Roman" w:cs="Times New Roman"/>
+          <w:sz w:val="28"/>
+          <w:szCs w:val="28"/>
         </w:rPr>
         <w:t>Загрузить – импорт ранее сохранённой сцены.</w:t>
       </w:r>
@@ -483,15 +444,14 @@
           <w:rFonts w:ascii="Times New Roman" w:hAnsi="Times New Roman" w:cs="Times New Roman"/>
           <w:sz w:val="28"/>
           <w:szCs w:val="28"/>
-          <w:lang w:val="ru-RU"/>
-        </w:rPr>
-      </w:pPr>
-      <w:r>
-        <w:rPr>
-          <w:rFonts w:ascii="Times New Roman" w:hAnsi="Times New Roman" w:cs="Times New Roman"/>
-          <w:sz w:val="28"/>
-          <w:szCs w:val="28"/>
-          <w:lang w:val="ru-RU"/>
+        </w:rPr>
+      </w:pPr>
+      <w:r>
+        <w:rPr>
+          <w:rFonts w:ascii="Times New Roman" w:hAnsi="Times New Roman" w:cs="Times New Roman"/>
+          <w:noProof/>
+          <w:sz w:val="28"/>
+          <w:szCs w:val="28"/>
         </w:rPr>
         <w:lastRenderedPageBreak/>
         <w:drawing>
@@ -540,15 +500,13 @@
           <w:rFonts w:ascii="Times New Roman" w:hAnsi="Times New Roman" w:cs="Times New Roman"/>
           <w:sz w:val="28"/>
           <w:szCs w:val="28"/>
-          <w:lang w:val="ru-RU"/>
-        </w:rPr>
-      </w:pPr>
-      <w:r>
-        <w:rPr>
-          <w:rFonts w:ascii="Times New Roman" w:hAnsi="Times New Roman" w:cs="Times New Roman"/>
-          <w:sz w:val="28"/>
-          <w:szCs w:val="28"/>
-          <w:lang w:val="ru-RU"/>
+        </w:rPr>
+      </w:pPr>
+      <w:r>
+        <w:rPr>
+          <w:rFonts w:ascii="Times New Roman" w:hAnsi="Times New Roman" w:cs="Times New Roman"/>
+          <w:sz w:val="28"/>
+          <w:szCs w:val="28"/>
         </w:rPr>
         <w:t>Рисунок 1 – главное окно программы</w:t>
       </w:r>
@@ -560,15 +518,13 @@
           <w:rFonts w:ascii="Times New Roman" w:hAnsi="Times New Roman" w:cs="Times New Roman"/>
           <w:sz w:val="28"/>
           <w:szCs w:val="28"/>
-          <w:lang w:val="ru-RU"/>
-        </w:rPr>
-      </w:pPr>
-      <w:r>
-        <w:rPr>
-          <w:rFonts w:ascii="Times New Roman" w:hAnsi="Times New Roman" w:cs="Times New Roman"/>
-          <w:sz w:val="28"/>
-          <w:szCs w:val="28"/>
-          <w:lang w:val="ru-RU"/>
+        </w:rPr>
+      </w:pPr>
+      <w:r>
+        <w:rPr>
+          <w:rFonts w:ascii="Times New Roman" w:hAnsi="Times New Roman" w:cs="Times New Roman"/>
+          <w:sz w:val="28"/>
+          <w:szCs w:val="28"/>
         </w:rPr>
         <w:t>Режим «Добавить объекты»:</w:t>
       </w:r>
@@ -589,15 +545,13 @@
           <w:rFonts w:ascii="Times New Roman" w:hAnsi="Times New Roman" w:cs="Times New Roman"/>
           <w:sz w:val="28"/>
           <w:szCs w:val="28"/>
-          <w:lang w:val="ru-RU"/>
-        </w:rPr>
-      </w:pPr>
-      <w:r>
-        <w:rPr>
-          <w:rFonts w:ascii="Times New Roman" w:hAnsi="Times New Roman" w:cs="Times New Roman"/>
-          <w:sz w:val="28"/>
-          <w:szCs w:val="28"/>
-          <w:lang w:val="ru-RU"/>
+        </w:rPr>
+      </w:pPr>
+      <w:r>
+        <w:rPr>
+          <w:rFonts w:ascii="Times New Roman" w:hAnsi="Times New Roman" w:cs="Times New Roman"/>
+          <w:sz w:val="28"/>
+          <w:szCs w:val="28"/>
         </w:rPr>
         <w:t>Выберите тип объекта, нажав на иконку на боковой панели.</w:t>
       </w:r>
@@ -618,15 +572,13 @@
           <w:rFonts w:ascii="Times New Roman" w:hAnsi="Times New Roman" w:cs="Times New Roman"/>
           <w:sz w:val="28"/>
           <w:szCs w:val="28"/>
-          <w:lang w:val="ru-RU"/>
-        </w:rPr>
-      </w:pPr>
-      <w:r>
-        <w:rPr>
-          <w:rFonts w:ascii="Times New Roman" w:hAnsi="Times New Roman" w:cs="Times New Roman"/>
-          <w:sz w:val="28"/>
-          <w:szCs w:val="28"/>
-          <w:lang w:val="ru-RU"/>
+        </w:rPr>
+      </w:pPr>
+      <w:r>
+        <w:rPr>
+          <w:rFonts w:ascii="Times New Roman" w:hAnsi="Times New Roman" w:cs="Times New Roman"/>
+          <w:sz w:val="28"/>
+          <w:szCs w:val="28"/>
         </w:rPr>
         <w:t>Кликните левой кнопкой мыши по любой клетке. Объект будет размещён, если:</w:t>
       </w:r>
@@ -643,15 +595,13 @@
           <w:rFonts w:ascii="Times New Roman" w:hAnsi="Times New Roman" w:cs="Times New Roman"/>
           <w:sz w:val="28"/>
           <w:szCs w:val="28"/>
-          <w:lang w:val="ru-RU"/>
-        </w:rPr>
-      </w:pPr>
-      <w:r>
-        <w:rPr>
-          <w:rFonts w:ascii="Times New Roman" w:hAnsi="Times New Roman" w:cs="Times New Roman"/>
-          <w:sz w:val="28"/>
-          <w:szCs w:val="28"/>
-          <w:lang w:val="ru-RU"/>
+        </w:rPr>
+      </w:pPr>
+      <w:r>
+        <w:rPr>
+          <w:rFonts w:ascii="Times New Roman" w:hAnsi="Times New Roman" w:cs="Times New Roman"/>
+          <w:sz w:val="28"/>
+          <w:szCs w:val="28"/>
         </w:rPr>
         <w:t>клетка уже содержит дорогу, или</w:t>
       </w:r>
@@ -668,15 +618,13 @@
           <w:rFonts w:ascii="Times New Roman" w:hAnsi="Times New Roman" w:cs="Times New Roman"/>
           <w:sz w:val="28"/>
           <w:szCs w:val="28"/>
-          <w:lang w:val="ru-RU"/>
-        </w:rPr>
-      </w:pPr>
-      <w:r>
-        <w:rPr>
-          <w:rFonts w:ascii="Times New Roman" w:hAnsi="Times New Roman" w:cs="Times New Roman"/>
-          <w:sz w:val="28"/>
-          <w:szCs w:val="28"/>
-          <w:lang w:val="ru-RU"/>
+        </w:rPr>
+      </w:pPr>
+      <w:r>
+        <w:rPr>
+          <w:rFonts w:ascii="Times New Roman" w:hAnsi="Times New Roman" w:cs="Times New Roman"/>
+          <w:sz w:val="28"/>
+          <w:szCs w:val="28"/>
         </w:rPr>
         <w:t>объект относится к категории «свободно стоящих» (пешеход, блок).</w:t>
       </w:r>
@@ -690,15 +638,14 @@
           <w:rFonts w:ascii="Times New Roman" w:hAnsi="Times New Roman" w:cs="Times New Roman"/>
           <w:sz w:val="28"/>
           <w:szCs w:val="28"/>
-          <w:lang w:val="ru-RU"/>
-        </w:rPr>
-      </w:pPr>
-      <w:r>
-        <w:rPr>
-          <w:rFonts w:ascii="Times New Roman" w:hAnsi="Times New Roman" w:cs="Times New Roman"/>
-          <w:sz w:val="28"/>
-          <w:szCs w:val="28"/>
-          <w:lang w:val="ru-RU"/>
+        </w:rPr>
+      </w:pPr>
+      <w:r>
+        <w:rPr>
+          <w:rFonts w:ascii="Times New Roman" w:hAnsi="Times New Roman" w:cs="Times New Roman"/>
+          <w:noProof/>
+          <w:sz w:val="28"/>
+          <w:szCs w:val="28"/>
         </w:rPr>
         <w:lastRenderedPageBreak/>
         <w:drawing>
@@ -747,15 +694,13 @@
           <w:rFonts w:ascii="Times New Roman" w:hAnsi="Times New Roman" w:cs="Times New Roman"/>
           <w:sz w:val="28"/>
           <w:szCs w:val="28"/>
-          <w:lang w:val="ru-RU"/>
-        </w:rPr>
-      </w:pPr>
-      <w:r>
-        <w:rPr>
-          <w:rFonts w:ascii="Times New Roman" w:hAnsi="Times New Roman" w:cs="Times New Roman"/>
-          <w:sz w:val="28"/>
-          <w:szCs w:val="28"/>
-          <w:lang w:val="ru-RU"/>
+        </w:rPr>
+      </w:pPr>
+      <w:r>
+        <w:rPr>
+          <w:rFonts w:ascii="Times New Roman" w:hAnsi="Times New Roman" w:cs="Times New Roman"/>
+          <w:sz w:val="28"/>
+          <w:szCs w:val="28"/>
         </w:rPr>
         <w:t>Рисунок 2 – Режим добавления объектов</w:t>
       </w:r>
@@ -767,15 +712,13 @@
           <w:rFonts w:ascii="Times New Roman" w:hAnsi="Times New Roman" w:cs="Times New Roman"/>
           <w:sz w:val="28"/>
           <w:szCs w:val="28"/>
-          <w:lang w:val="ru-RU"/>
-        </w:rPr>
-      </w:pPr>
-      <w:r>
-        <w:rPr>
-          <w:rFonts w:ascii="Times New Roman" w:hAnsi="Times New Roman" w:cs="Times New Roman"/>
-          <w:sz w:val="28"/>
-          <w:szCs w:val="28"/>
-          <w:lang w:val="ru-RU"/>
+        </w:rPr>
+      </w:pPr>
+      <w:r>
+        <w:rPr>
+          <w:rFonts w:ascii="Times New Roman" w:hAnsi="Times New Roman" w:cs="Times New Roman"/>
+          <w:sz w:val="28"/>
+          <w:szCs w:val="28"/>
         </w:rPr>
         <w:t>Режим «Редактор дороги»:</w:t>
       </w:r>
@@ -796,17 +739,31 @@
           <w:rFonts w:ascii="Times New Roman" w:hAnsi="Times New Roman" w:cs="Times New Roman"/>
           <w:sz w:val="28"/>
           <w:szCs w:val="28"/>
-          <w:lang w:val="ru-RU"/>
-        </w:rPr>
-      </w:pPr>
-      <w:r>
-        <w:rPr>
-          <w:rFonts w:ascii="Times New Roman" w:hAnsi="Times New Roman" w:cs="Times New Roman"/>
-          <w:sz w:val="28"/>
-          <w:szCs w:val="28"/>
-          <w:lang w:val="ru-RU"/>
-        </w:rPr>
-        <w:t>Нажмите на иконку дороги (вертикальная прямая или перекрёсток).</w:t>
+        </w:rPr>
+      </w:pPr>
+      <w:r>
+        <w:rPr>
+          <w:rFonts w:ascii="Times New Roman" w:hAnsi="Times New Roman" w:cs="Times New Roman"/>
+          <w:sz w:val="28"/>
+          <w:szCs w:val="28"/>
+        </w:rPr>
+        <w:t xml:space="preserve">Нажмите на иконку дороги (вертикальная </w:t>
+      </w:r>
+      <w:r>
+        <w:rPr>
+          <w:rFonts w:ascii="Times New Roman" w:hAnsi="Times New Roman" w:cs="Times New Roman"/>
+          <w:sz w:val="28"/>
+          <w:szCs w:val="28"/>
+        </w:rPr>
+        <w:t>сплошная</w:t>
+      </w:r>
+      <w:r>
+        <w:rPr>
+          <w:rFonts w:ascii="Times New Roman" w:hAnsi="Times New Roman" w:cs="Times New Roman"/>
+          <w:sz w:val="28"/>
+          <w:szCs w:val="28"/>
+        </w:rPr>
+        <w:t xml:space="preserve"> или перекрёсток).</w:t>
       </w:r>
     </w:p>
     <w:p>
@@ -825,15 +782,13 @@
           <w:rFonts w:ascii="Times New Roman" w:hAnsi="Times New Roman" w:cs="Times New Roman"/>
           <w:sz w:val="28"/>
           <w:szCs w:val="28"/>
-          <w:lang w:val="ru-RU"/>
-        </w:rPr>
-      </w:pPr>
-      <w:r>
-        <w:rPr>
-          <w:rFonts w:ascii="Times New Roman" w:hAnsi="Times New Roman" w:cs="Times New Roman"/>
-          <w:sz w:val="28"/>
-          <w:szCs w:val="28"/>
-          <w:lang w:val="ru-RU"/>
+        </w:rPr>
+      </w:pPr>
+      <w:r>
+        <w:rPr>
+          <w:rFonts w:ascii="Times New Roman" w:hAnsi="Times New Roman" w:cs="Times New Roman"/>
+          <w:sz w:val="28"/>
+          <w:szCs w:val="28"/>
         </w:rPr>
         <w:t>Кликните по клетке – дорога появится.</w:t>
       </w:r>
@@ -845,15 +800,13 @@
           <w:rFonts w:ascii="Times New Roman" w:hAnsi="Times New Roman" w:cs="Times New Roman"/>
           <w:sz w:val="28"/>
           <w:szCs w:val="28"/>
-          <w:lang w:val="ru-RU"/>
-        </w:rPr>
-      </w:pPr>
-      <w:r>
-        <w:rPr>
-          <w:rFonts w:ascii="Times New Roman" w:hAnsi="Times New Roman" w:cs="Times New Roman"/>
-          <w:sz w:val="28"/>
-          <w:szCs w:val="28"/>
-          <w:lang w:val="ru-RU"/>
+        </w:rPr>
+      </w:pPr>
+      <w:r>
+        <w:rPr>
+          <w:rFonts w:ascii="Times New Roman" w:hAnsi="Times New Roman" w:cs="Times New Roman"/>
+          <w:sz w:val="28"/>
+          <w:szCs w:val="28"/>
         </w:rPr>
         <w:t>4. Функции приложения (описание кнопок)</w:t>
       </w:r>
@@ -865,15 +818,13 @@
           <w:rFonts w:ascii="Times New Roman" w:hAnsi="Times New Roman" w:cs="Times New Roman"/>
           <w:sz w:val="28"/>
           <w:szCs w:val="28"/>
-          <w:lang w:val="ru-RU"/>
-        </w:rPr>
-      </w:pPr>
-      <w:r>
-        <w:rPr>
-          <w:rFonts w:ascii="Times New Roman" w:hAnsi="Times New Roman" w:cs="Times New Roman"/>
-          <w:sz w:val="28"/>
-          <w:szCs w:val="28"/>
-          <w:lang w:val="ru-RU"/>
+        </w:rPr>
+      </w:pPr>
+      <w:r>
+        <w:rPr>
+          <w:rFonts w:ascii="Times New Roman" w:hAnsi="Times New Roman" w:cs="Times New Roman"/>
+          <w:sz w:val="28"/>
+          <w:szCs w:val="28"/>
         </w:rPr>
         <w:t>Для объекта, который вы уже разместили (кликните по нему):</w:t>
       </w:r>
@@ -894,15 +845,13 @@
           <w:rFonts w:ascii="Times New Roman" w:hAnsi="Times New Roman" w:cs="Times New Roman"/>
           <w:sz w:val="28"/>
           <w:szCs w:val="28"/>
-          <w:lang w:val="ru-RU"/>
-        </w:rPr>
-      </w:pPr>
-      <w:r>
-        <w:rPr>
-          <w:rFonts w:ascii="Times New Roman" w:hAnsi="Times New Roman" w:cs="Times New Roman"/>
-          <w:sz w:val="28"/>
-          <w:szCs w:val="28"/>
-          <w:lang w:val="ru-RU"/>
+        </w:rPr>
+      </w:pPr>
+      <w:r>
+        <w:rPr>
+          <w:rFonts w:ascii="Times New Roman" w:hAnsi="Times New Roman" w:cs="Times New Roman"/>
+          <w:sz w:val="28"/>
+          <w:szCs w:val="28"/>
         </w:rPr>
         <w:t>Повернуть – поворачивает изображение на 90° по часовой стрелке. Доступно для дорог, пешеходов, переходов, светофоров.</w:t>
       </w:r>
@@ -923,15 +872,13 @@
           <w:rFonts w:ascii="Times New Roman" w:hAnsi="Times New Roman" w:cs="Times New Roman"/>
           <w:sz w:val="28"/>
           <w:szCs w:val="28"/>
-          <w:lang w:val="ru-RU"/>
-        </w:rPr>
-      </w:pPr>
-      <w:r>
-        <w:rPr>
-          <w:rFonts w:ascii="Times New Roman" w:hAnsi="Times New Roman" w:cs="Times New Roman"/>
-          <w:sz w:val="28"/>
-          <w:szCs w:val="28"/>
-          <w:lang w:val="ru-RU"/>
+        </w:rPr>
+      </w:pPr>
+      <w:r>
+        <w:rPr>
+          <w:rFonts w:ascii="Times New Roman" w:hAnsi="Times New Roman" w:cs="Times New Roman"/>
+          <w:sz w:val="28"/>
+          <w:szCs w:val="28"/>
         </w:rPr>
         <w:t>Изменить тип – последовательно переключает внешний вид:</w:t>
       </w:r>
@@ -948,15 +895,13 @@
           <w:rFonts w:ascii="Times New Roman" w:hAnsi="Times New Roman" w:cs="Times New Roman"/>
           <w:sz w:val="28"/>
           <w:szCs w:val="28"/>
-          <w:lang w:val="ru-RU"/>
-        </w:rPr>
-      </w:pPr>
-      <w:r>
-        <w:rPr>
-          <w:rFonts w:ascii="Times New Roman" w:hAnsi="Times New Roman" w:cs="Times New Roman"/>
-          <w:sz w:val="28"/>
-          <w:szCs w:val="28"/>
-          <w:lang w:val="ru-RU"/>
+        </w:rPr>
+      </w:pPr>
+      <w:r>
+        <w:rPr>
+          <w:rFonts w:ascii="Times New Roman" w:hAnsi="Times New Roman" w:cs="Times New Roman"/>
+          <w:sz w:val="28"/>
+          <w:szCs w:val="28"/>
         </w:rPr>
         <w:t>Для светофора: жёлтый → красный → зелёный → жёлтый.</w:t>
       </w:r>
@@ -973,15 +918,13 @@
           <w:rFonts w:ascii="Times New Roman" w:hAnsi="Times New Roman" w:cs="Times New Roman"/>
           <w:sz w:val="28"/>
           <w:szCs w:val="28"/>
-          <w:lang w:val="ru-RU"/>
-        </w:rPr>
-      </w:pPr>
-      <w:r>
-        <w:rPr>
-          <w:rFonts w:ascii="Times New Roman" w:hAnsi="Times New Roman" w:cs="Times New Roman"/>
-          <w:sz w:val="28"/>
-          <w:szCs w:val="28"/>
-          <w:lang w:val="ru-RU"/>
+        </w:rPr>
+      </w:pPr>
+      <w:r>
+        <w:rPr>
+          <w:rFonts w:ascii="Times New Roman" w:hAnsi="Times New Roman" w:cs="Times New Roman"/>
+          <w:sz w:val="28"/>
+          <w:szCs w:val="28"/>
         </w:rPr>
         <w:t>Для блока: блок → знак «Стоп» → старт.</w:t>
       </w:r>
@@ -1002,15 +945,13 @@
           <w:rFonts w:ascii="Times New Roman" w:hAnsi="Times New Roman" w:cs="Times New Roman"/>
           <w:sz w:val="28"/>
           <w:szCs w:val="28"/>
-          <w:lang w:val="ru-RU"/>
-        </w:rPr>
-      </w:pPr>
-      <w:r>
-        <w:rPr>
-          <w:rFonts w:ascii="Times New Roman" w:hAnsi="Times New Roman" w:cs="Times New Roman"/>
-          <w:sz w:val="28"/>
-          <w:szCs w:val="28"/>
-          <w:lang w:val="ru-RU"/>
+        </w:rPr>
+      </w:pPr>
+      <w:r>
+        <w:rPr>
+          <w:rFonts w:ascii="Times New Roman" w:hAnsi="Times New Roman" w:cs="Times New Roman"/>
+          <w:sz w:val="28"/>
+          <w:szCs w:val="28"/>
         </w:rPr>
         <w:t>Скорость (только для пешехода) – увеличивает или уменьшает значение времени (секунд), которое можно использовать в логике ИИ.</w:t>
       </w:r>
@@ -1031,15 +972,13 @@
           <w:rFonts w:ascii="Times New Roman" w:hAnsi="Times New Roman" w:cs="Times New Roman"/>
           <w:sz w:val="28"/>
           <w:szCs w:val="28"/>
-          <w:lang w:val="ru-RU"/>
-        </w:rPr>
-      </w:pPr>
-      <w:r>
-        <w:rPr>
-          <w:rFonts w:ascii="Times New Roman" w:hAnsi="Times New Roman" w:cs="Times New Roman"/>
-          <w:sz w:val="28"/>
-          <w:szCs w:val="28"/>
-          <w:lang w:val="ru-RU"/>
+        </w:rPr>
+      </w:pPr>
+      <w:r>
+        <w:rPr>
+          <w:rFonts w:ascii="Times New Roman" w:hAnsi="Times New Roman" w:cs="Times New Roman"/>
+          <w:sz w:val="28"/>
+          <w:szCs w:val="28"/>
         </w:rPr>
         <w:t>Удалить – полностью убирает объект или дорогу с клетки.</w:t>
       </w:r>
@@ -1054,15 +993,14 @@
           <w:rFonts w:ascii="Times New Roman" w:hAnsi="Times New Roman" w:cs="Times New Roman"/>
           <w:sz w:val="28"/>
           <w:szCs w:val="28"/>
-          <w:lang w:val="ru-RU"/>
-        </w:rPr>
-      </w:pPr>
-      <w:r>
-        <w:rPr>
-          <w:rFonts w:ascii="Times New Roman" w:hAnsi="Times New Roman" w:cs="Times New Roman"/>
-          <w:sz w:val="28"/>
-          <w:szCs w:val="28"/>
-          <w:lang w:val="ru-RU"/>
+        </w:rPr>
+      </w:pPr>
+      <w:r>
+        <w:rPr>
+          <w:rFonts w:ascii="Times New Roman" w:hAnsi="Times New Roman" w:cs="Times New Roman"/>
+          <w:noProof/>
+          <w:sz w:val="28"/>
+          <w:szCs w:val="28"/>
         </w:rPr>
         <w:lastRenderedPageBreak/>
         <w:drawing>
@@ -1112,15 +1050,13 @@
           <w:rFonts w:ascii="Times New Roman" w:hAnsi="Times New Roman" w:cs="Times New Roman"/>
           <w:sz w:val="28"/>
           <w:szCs w:val="28"/>
-          <w:lang w:val="ru-RU"/>
-        </w:rPr>
-      </w:pPr>
-      <w:r>
-        <w:rPr>
-          <w:rFonts w:ascii="Times New Roman" w:hAnsi="Times New Roman" w:cs="Times New Roman"/>
-          <w:sz w:val="28"/>
-          <w:szCs w:val="28"/>
-          <w:lang w:val="ru-RU"/>
+        </w:rPr>
+      </w:pPr>
+      <w:r>
+        <w:rPr>
+          <w:rFonts w:ascii="Times New Roman" w:hAnsi="Times New Roman" w:cs="Times New Roman"/>
+          <w:sz w:val="28"/>
+          <w:szCs w:val="28"/>
         </w:rPr>
         <w:t>Рисунок 3 – Режим добавления дорог</w:t>
       </w:r>
@@ -1132,15 +1068,13 @@
           <w:rFonts w:ascii="Times New Roman" w:hAnsi="Times New Roman" w:cs="Times New Roman"/>
           <w:sz w:val="28"/>
           <w:szCs w:val="28"/>
-          <w:lang w:val="ru-RU"/>
-        </w:rPr>
-      </w:pPr>
-      <w:r>
-        <w:rPr>
-          <w:rFonts w:ascii="Times New Roman" w:hAnsi="Times New Roman" w:cs="Times New Roman"/>
-          <w:sz w:val="28"/>
-          <w:szCs w:val="28"/>
-          <w:lang w:val="ru-RU"/>
+        </w:rPr>
+      </w:pPr>
+      <w:r>
+        <w:rPr>
+          <w:rFonts w:ascii="Times New Roman" w:hAnsi="Times New Roman" w:cs="Times New Roman"/>
+          <w:sz w:val="28"/>
+          <w:szCs w:val="28"/>
         </w:rPr>
         <w:t>Кнопки нижней панели:</w:t>
       </w:r>
@@ -1161,15 +1095,13 @@
           <w:rFonts w:ascii="Times New Roman" w:hAnsi="Times New Roman" w:cs="Times New Roman"/>
           <w:sz w:val="28"/>
           <w:szCs w:val="28"/>
-          <w:lang w:val="ru-RU"/>
-        </w:rPr>
-      </w:pPr>
-      <w:r>
-        <w:rPr>
-          <w:rFonts w:ascii="Times New Roman" w:hAnsi="Times New Roman" w:cs="Times New Roman"/>
-          <w:sz w:val="28"/>
-          <w:szCs w:val="28"/>
-          <w:lang w:val="ru-RU"/>
+        </w:rPr>
+      </w:pPr>
+      <w:r>
+        <w:rPr>
+          <w:rFonts w:ascii="Times New Roman" w:hAnsi="Times New Roman" w:cs="Times New Roman"/>
+          <w:sz w:val="28"/>
+          <w:szCs w:val="28"/>
         </w:rPr>
         <w:t>Сохранить – открывает диалог выбора папки и имени файла (расширение .json). Сохраняет все дороги и объекты.</w:t>
       </w:r>
@@ -1190,15 +1122,13 @@
           <w:rFonts w:ascii="Times New Roman" w:hAnsi="Times New Roman" w:cs="Times New Roman"/>
           <w:sz w:val="28"/>
           <w:szCs w:val="28"/>
-          <w:lang w:val="ru-RU"/>
-        </w:rPr>
-      </w:pPr>
-      <w:r>
-        <w:rPr>
-          <w:rFonts w:ascii="Times New Roman" w:hAnsi="Times New Roman" w:cs="Times New Roman"/>
-          <w:sz w:val="28"/>
-          <w:szCs w:val="28"/>
-          <w:lang w:val="ru-RU"/>
+        </w:rPr>
+      </w:pPr>
+      <w:r>
+        <w:rPr>
+          <w:rFonts w:ascii="Times New Roman" w:hAnsi="Times New Roman" w:cs="Times New Roman"/>
+          <w:sz w:val="28"/>
+          <w:szCs w:val="28"/>
         </w:rPr>
         <w:t>Загрузить – позволяет выбрать JSON-файл и восстановить ранее сохранённую карту.</w:t>
       </w:r>
@@ -1210,15 +1140,13 @@
           <w:rFonts w:ascii="Times New Roman" w:hAnsi="Times New Roman" w:cs="Times New Roman"/>
           <w:sz w:val="28"/>
           <w:szCs w:val="28"/>
-          <w:lang w:val="ru-RU"/>
-        </w:rPr>
-      </w:pPr>
-      <w:r>
-        <w:rPr>
-          <w:rFonts w:ascii="Times New Roman" w:hAnsi="Times New Roman" w:cs="Times New Roman"/>
-          <w:sz w:val="28"/>
-          <w:szCs w:val="28"/>
-          <w:lang w:val="ru-RU"/>
+        </w:rPr>
+      </w:pPr>
+      <w:r>
+        <w:rPr>
+          <w:rFonts w:ascii="Times New Roman" w:hAnsi="Times New Roman" w:cs="Times New Roman"/>
+          <w:sz w:val="28"/>
+          <w:szCs w:val="28"/>
         </w:rPr>
         <w:t>5. Пример работы (скриншоты с пояснениями)</w:t>
       </w:r>
@@ -1235,15 +1163,13 @@
           <w:rFonts w:ascii="Times New Roman" w:hAnsi="Times New Roman" w:cs="Times New Roman"/>
           <w:sz w:val="28"/>
           <w:szCs w:val="28"/>
-          <w:lang w:val="ru-RU"/>
-        </w:rPr>
-      </w:pPr>
-      <w:r>
-        <w:rPr>
-          <w:rFonts w:ascii="Times New Roman" w:hAnsi="Times New Roman" w:cs="Times New Roman"/>
-          <w:sz w:val="28"/>
-          <w:szCs w:val="28"/>
-          <w:lang w:val="ru-RU"/>
+        </w:rPr>
+      </w:pPr>
+      <w:r>
+        <w:rPr>
+          <w:rFonts w:ascii="Times New Roman" w:hAnsi="Times New Roman" w:cs="Times New Roman"/>
+          <w:sz w:val="28"/>
+          <w:szCs w:val="28"/>
         </w:rPr>
         <w:t>Запустите программу.</w:t>
       </w:r>
@@ -1260,15 +1186,13 @@
           <w:rFonts w:ascii="Times New Roman" w:hAnsi="Times New Roman" w:cs="Times New Roman"/>
           <w:sz w:val="28"/>
           <w:szCs w:val="28"/>
-          <w:lang w:val="ru-RU"/>
-        </w:rPr>
-      </w:pPr>
-      <w:r>
-        <w:rPr>
-          <w:rFonts w:ascii="Times New Roman" w:hAnsi="Times New Roman" w:cs="Times New Roman"/>
-          <w:sz w:val="28"/>
-          <w:szCs w:val="28"/>
-          <w:lang w:val="ru-RU"/>
+        </w:rPr>
+      </w:pPr>
+      <w:r>
+        <w:rPr>
+          <w:rFonts w:ascii="Times New Roman" w:hAnsi="Times New Roman" w:cs="Times New Roman"/>
+          <w:sz w:val="28"/>
+          <w:szCs w:val="28"/>
         </w:rPr>
         <w:t>Нажмите Редактор дороги, выберите тип дороги (вертикальную) и щёлкните несколько клеток.</w:t>
       </w:r>
@@ -1285,15 +1209,13 @@
           <w:rFonts w:ascii="Times New Roman" w:hAnsi="Times New Roman" w:cs="Times New Roman"/>
           <w:sz w:val="28"/>
           <w:szCs w:val="28"/>
-          <w:lang w:val="ru-RU"/>
-        </w:rPr>
-      </w:pPr>
-      <w:r>
-        <w:rPr>
-          <w:rFonts w:ascii="Times New Roman" w:hAnsi="Times New Roman" w:cs="Times New Roman"/>
-          <w:sz w:val="28"/>
-          <w:szCs w:val="28"/>
-          <w:lang w:val="ru-RU"/>
+        </w:rPr>
+      </w:pPr>
+      <w:r>
+        <w:rPr>
+          <w:rFonts w:ascii="Times New Roman" w:hAnsi="Times New Roman" w:cs="Times New Roman"/>
+          <w:sz w:val="28"/>
+          <w:szCs w:val="28"/>
         </w:rPr>
         <w:t>Нажмите Добавить объекты, выберите светофор, кликните на дороге.</w:t>
       </w:r>
@@ -1310,15 +1232,13 @@
           <w:rFonts w:ascii="Times New Roman" w:hAnsi="Times New Roman" w:cs="Times New Roman"/>
           <w:sz w:val="28"/>
           <w:szCs w:val="28"/>
-          <w:lang w:val="ru-RU"/>
-        </w:rPr>
-      </w:pPr>
-      <w:r>
-        <w:rPr>
-          <w:rFonts w:ascii="Times New Roman" w:hAnsi="Times New Roman" w:cs="Times New Roman"/>
-          <w:sz w:val="28"/>
-          <w:szCs w:val="28"/>
-          <w:lang w:val="ru-RU"/>
+        </w:rPr>
+      </w:pPr>
+      <w:r>
+        <w:rPr>
+          <w:rFonts w:ascii="Times New Roman" w:hAnsi="Times New Roman" w:cs="Times New Roman"/>
+          <w:sz w:val="28"/>
+          <w:szCs w:val="28"/>
         </w:rPr>
         <w:t>Кликните по светофору → на панели свойств нажмите «Изменить тип» (цвет меняется).</w:t>
       </w:r>
@@ -1335,15 +1255,13 @@
           <w:rFonts w:ascii="Times New Roman" w:hAnsi="Times New Roman" w:cs="Times New Roman"/>
           <w:sz w:val="28"/>
           <w:szCs w:val="28"/>
-          <w:lang w:val="ru-RU"/>
-        </w:rPr>
-      </w:pPr>
-      <w:r>
-        <w:rPr>
-          <w:rFonts w:ascii="Times New Roman" w:hAnsi="Times New Roman" w:cs="Times New Roman"/>
-          <w:sz w:val="28"/>
-          <w:szCs w:val="28"/>
-          <w:lang w:val="ru-RU"/>
+        </w:rPr>
+      </w:pPr>
+      <w:r>
+        <w:rPr>
+          <w:rFonts w:ascii="Times New Roman" w:hAnsi="Times New Roman" w:cs="Times New Roman"/>
+          <w:sz w:val="28"/>
+          <w:szCs w:val="28"/>
         </w:rPr>
         <w:t>Нажмите «Сохранить», укажите имя test.json.</w:t>
       </w:r>
@@ -1360,15 +1278,13 @@
           <w:rFonts w:ascii="Times New Roman" w:hAnsi="Times New Roman" w:cs="Times New Roman"/>
           <w:sz w:val="28"/>
           <w:szCs w:val="28"/>
-          <w:lang w:val="ru-RU"/>
-        </w:rPr>
-      </w:pPr>
-      <w:r>
-        <w:rPr>
-          <w:rFonts w:ascii="Times New Roman" w:hAnsi="Times New Roman" w:cs="Times New Roman"/>
-          <w:sz w:val="28"/>
-          <w:szCs w:val="28"/>
-          <w:lang w:val="ru-RU"/>
+        </w:rPr>
+      </w:pPr>
+      <w:r>
+        <w:rPr>
+          <w:rFonts w:ascii="Times New Roman" w:hAnsi="Times New Roman" w:cs="Times New Roman"/>
+          <w:sz w:val="28"/>
+          <w:szCs w:val="28"/>
         </w:rPr>
         <w:t>Нажмите «Загрузить», выберите тот же файл – карта восстановится.</w:t>
       </w:r>
@@ -1388,6 +1304,7 @@
       <w:r>
         <w:rPr>
           <w:rFonts w:ascii="Times New Roman" w:hAnsi="Times New Roman" w:cs="Times New Roman"/>
+          <w:noProof/>
           <w:sz w:val="28"/>
           <w:szCs w:val="28"/>
           <w:lang w:val="en-US"/>
@@ -1439,15 +1356,13 @@
           <w:rFonts w:ascii="Times New Roman" w:hAnsi="Times New Roman" w:cs="Times New Roman"/>
           <w:sz w:val="28"/>
           <w:szCs w:val="28"/>
-          <w:lang w:val="ru-RU"/>
-        </w:rPr>
-      </w:pPr>
-      <w:r>
-        <w:rPr>
-          <w:rFonts w:ascii="Times New Roman" w:hAnsi="Times New Roman" w:cs="Times New Roman"/>
-          <w:sz w:val="28"/>
-          <w:szCs w:val="28"/>
-          <w:lang w:val="ru-RU"/>
+        </w:rPr>
+      </w:pPr>
+      <w:r>
+        <w:rPr>
+          <w:rFonts w:ascii="Times New Roman" w:hAnsi="Times New Roman" w:cs="Times New Roman"/>
+          <w:sz w:val="28"/>
+          <w:szCs w:val="28"/>
         </w:rPr>
         <w:t>Рисунок 4 – Сохранение макета в файлы</w:t>
       </w:r>
@@ -1459,15 +1374,13 @@
           <w:rFonts w:ascii="Times New Roman" w:hAnsi="Times New Roman" w:cs="Times New Roman"/>
           <w:sz w:val="28"/>
           <w:szCs w:val="28"/>
-          <w:lang w:val="ru-RU"/>
-        </w:rPr>
-      </w:pPr>
-      <w:r>
-        <w:rPr>
-          <w:rFonts w:ascii="Times New Roman" w:hAnsi="Times New Roman" w:cs="Times New Roman"/>
-          <w:sz w:val="28"/>
-          <w:szCs w:val="28"/>
-          <w:lang w:val="ru-RU"/>
+        </w:rPr>
+      </w:pPr>
+      <w:r>
+        <w:rPr>
+          <w:rFonts w:ascii="Times New Roman" w:hAnsi="Times New Roman" w:cs="Times New Roman"/>
+          <w:sz w:val="28"/>
+          <w:szCs w:val="28"/>
         </w:rPr>
         <w:t>6. Требования к системе</w:t>
       </w:r>
@@ -1484,15 +1397,13 @@
           <w:rFonts w:ascii="Times New Roman" w:hAnsi="Times New Roman" w:cs="Times New Roman"/>
           <w:sz w:val="28"/>
           <w:szCs w:val="28"/>
-          <w:lang w:val="ru-RU"/>
-        </w:rPr>
-      </w:pPr>
-      <w:r>
-        <w:rPr>
-          <w:rFonts w:ascii="Times New Roman" w:hAnsi="Times New Roman" w:cs="Times New Roman"/>
-          <w:sz w:val="28"/>
-          <w:szCs w:val="28"/>
-          <w:lang w:val="ru-RU"/>
+        </w:rPr>
+      </w:pPr>
+      <w:r>
+        <w:rPr>
+          <w:rFonts w:ascii="Times New Roman" w:hAnsi="Times New Roman" w:cs="Times New Roman"/>
+          <w:sz w:val="28"/>
+          <w:szCs w:val="28"/>
         </w:rPr>
         <w:t>Операционная система: Windows 10/11, Linux, macOS.</w:t>
       </w:r>
@@ -1509,15 +1420,13 @@
           <w:rFonts w:ascii="Times New Roman" w:hAnsi="Times New Roman" w:cs="Times New Roman"/>
           <w:sz w:val="28"/>
           <w:szCs w:val="28"/>
-          <w:lang w:val="ru-RU"/>
-        </w:rPr>
-      </w:pPr>
-      <w:r>
-        <w:rPr>
-          <w:rFonts w:ascii="Times New Roman" w:hAnsi="Times New Roman" w:cs="Times New Roman"/>
-          <w:sz w:val="28"/>
-          <w:szCs w:val="28"/>
-          <w:lang w:val="ru-RU"/>
+        </w:rPr>
+      </w:pPr>
+      <w:r>
+        <w:rPr>
+          <w:rFonts w:ascii="Times New Roman" w:hAnsi="Times New Roman" w:cs="Times New Roman"/>
+          <w:sz w:val="28"/>
+          <w:szCs w:val="28"/>
         </w:rPr>
         <w:t>Установленный Python 3.10 или выше.</w:t>
       </w:r>
@@ -1534,15 +1443,13 @@
           <w:rFonts w:ascii="Times New Roman" w:hAnsi="Times New Roman" w:cs="Times New Roman"/>
           <w:sz w:val="28"/>
           <w:szCs w:val="28"/>
-          <w:lang w:val="ru-RU"/>
-        </w:rPr>
-      </w:pPr>
-      <w:r>
-        <w:rPr>
-          <w:rFonts w:ascii="Times New Roman" w:hAnsi="Times New Roman" w:cs="Times New Roman"/>
-          <w:sz w:val="28"/>
-          <w:szCs w:val="28"/>
-          <w:lang w:val="ru-RU"/>
+        </w:rPr>
+      </w:pPr>
+      <w:r>
+        <w:rPr>
+          <w:rFonts w:ascii="Times New Roman" w:hAnsi="Times New Roman" w:cs="Times New Roman"/>
+          <w:sz w:val="28"/>
+          <w:szCs w:val="28"/>
         </w:rPr>
         <w:t>Библиотека PyQt6, установленная командой pip install PyQt6.</w:t>
       </w:r>
@@ -1559,15 +1466,13 @@
           <w:rFonts w:ascii="Times New Roman" w:hAnsi="Times New Roman" w:cs="Times New Roman"/>
           <w:sz w:val="28"/>
           <w:szCs w:val="28"/>
-          <w:lang w:val="ru-RU"/>
-        </w:rPr>
-      </w:pPr>
-      <w:r>
-        <w:rPr>
-          <w:rFonts w:ascii="Times New Roman" w:hAnsi="Times New Roman" w:cs="Times New Roman"/>
-          <w:sz w:val="28"/>
-          <w:szCs w:val="28"/>
-          <w:lang w:val="ru-RU"/>
+        </w:rPr>
+      </w:pPr>
+      <w:r>
+        <w:rPr>
+          <w:rFonts w:ascii="Times New Roman" w:hAnsi="Times New Roman" w:cs="Times New Roman"/>
+          <w:sz w:val="28"/>
+          <w:szCs w:val="28"/>
         </w:rPr>
         <w:t>Папка media с изображениями (должна лежать рядом с программой).</w:t>
       </w:r>
@@ -1579,15 +1484,13 @@
           <w:rFonts w:ascii="Times New Roman" w:hAnsi="Times New Roman" w:cs="Times New Roman"/>
           <w:sz w:val="28"/>
           <w:szCs w:val="28"/>
-          <w:lang w:val="ru-RU"/>
-        </w:rPr>
-      </w:pPr>
-      <w:r>
-        <w:rPr>
-          <w:rFonts w:ascii="Times New Roman" w:hAnsi="Times New Roman" w:cs="Times New Roman"/>
-          <w:sz w:val="28"/>
-          <w:szCs w:val="28"/>
-          <w:lang w:val="ru-RU"/>
+        </w:rPr>
+      </w:pPr>
+      <w:r>
+        <w:rPr>
+          <w:rFonts w:ascii="Times New Roman" w:hAnsi="Times New Roman" w:cs="Times New Roman"/>
+          <w:sz w:val="28"/>
+          <w:szCs w:val="28"/>
         </w:rPr>
         <w:t>7. Возможные проблемы и решения</w:t>
       </w:r>
@@ -1604,15 +1507,13 @@
           <w:rFonts w:ascii="Times New Roman" w:hAnsi="Times New Roman" w:cs="Times New Roman"/>
           <w:sz w:val="28"/>
           <w:szCs w:val="28"/>
-          <w:lang w:val="ru-RU"/>
-        </w:rPr>
-      </w:pPr>
-      <w:r>
-        <w:rPr>
-          <w:rFonts w:ascii="Times New Roman" w:hAnsi="Times New Roman" w:cs="Times New Roman"/>
-          <w:sz w:val="28"/>
-          <w:szCs w:val="28"/>
-          <w:lang w:val="ru-RU"/>
+        </w:rPr>
+      </w:pPr>
+      <w:r>
+        <w:rPr>
+          <w:rFonts w:ascii="Times New Roman" w:hAnsi="Times New Roman" w:cs="Times New Roman"/>
+          <w:sz w:val="28"/>
+          <w:szCs w:val="28"/>
         </w:rPr>
         <w:t>Не отображаются изображения – проверьте, что папка media находится в той же директории, что и скрипт, и все файлы на месте (см. список в разделе 2).</w:t>
       </w:r>
@@ -1629,15 +1530,13 @@
           <w:rFonts w:ascii="Times New Roman" w:hAnsi="Times New Roman" w:cs="Times New Roman"/>
           <w:sz w:val="28"/>
           <w:szCs w:val="28"/>
-          <w:lang w:val="ru-RU"/>
-        </w:rPr>
-      </w:pPr>
-      <w:r>
-        <w:rPr>
-          <w:rFonts w:ascii="Times New Roman" w:hAnsi="Times New Roman" w:cs="Times New Roman"/>
-          <w:sz w:val="28"/>
-          <w:szCs w:val="28"/>
-          <w:lang w:val="ru-RU"/>
+        </w:rPr>
+      </w:pPr>
+      <w:r>
+        <w:rPr>
+          <w:rFonts w:ascii="Times New Roman" w:hAnsi="Times New Roman" w:cs="Times New Roman"/>
+          <w:sz w:val="28"/>
+          <w:szCs w:val="28"/>
         </w:rPr>
         <w:t>Программа закрывается сразу после запуска – откройте терминал, перейдите в папку с main.py и выполните python main.py. Прочитайте ошибку.</w:t>
       </w:r>
@@ -1654,15 +1553,13 @@
           <w:rFonts w:ascii="Times New Roman" w:hAnsi="Times New Roman" w:cs="Times New Roman"/>
           <w:sz w:val="28"/>
           <w:szCs w:val="28"/>
-          <w:lang w:val="ru-RU"/>
-        </w:rPr>
-      </w:pPr>
-      <w:r>
-        <w:rPr>
-          <w:rFonts w:ascii="Times New Roman" w:hAnsi="Times New Roman" w:cs="Times New Roman"/>
-          <w:sz w:val="28"/>
-          <w:szCs w:val="28"/>
-          <w:lang w:val="ru-RU"/>
+        </w:rPr>
+      </w:pPr>
+      <w:r>
+        <w:rPr>
+          <w:rFonts w:ascii="Times New Roman" w:hAnsi="Times New Roman" w:cs="Times New Roman"/>
+          <w:sz w:val="28"/>
+          <w:szCs w:val="28"/>
         </w:rPr>
         <w:t>Не удаётся разместить объект – убедитесь, что под ним есть дорога (или объект входит в список свободных).</w:t>
       </w:r>
@@ -1674,7 +1571,6 @@
           <w:rFonts w:ascii="Times New Roman" w:hAnsi="Times New Roman" w:cs="Times New Roman"/>
           <w:sz w:val="28"/>
           <w:szCs w:val="28"/>
-          <w:lang w:val="ru-RU"/>
         </w:rPr>
       </w:pPr>
     </w:p>
@@ -3149,7 +3045,7 @@
         <w:rFonts w:asciiTheme="minorHAnsi" w:eastAsiaTheme="minorHAnsi" w:hAnsiTheme="minorHAnsi" w:cstheme="minorBidi"/>
         <w:sz w:val="22"/>
         <w:szCs w:val="22"/>
-        <w:lang w:eastAsia="en-US" w:bidi="ar-SA"/>
+        <w:lang w:val="ru-RU" w:eastAsia="en-US" w:bidi="ar-SA"/>
       </w:rPr>
     </w:rPrDefault>
     <w:pPrDefault>
@@ -3543,6 +3439,7 @@
   <w:style w:type="character" w:default="1" w:styleId="a0">
     <w:name w:val="Default Paragraph Font"/>
     <w:uiPriority w:val="1"/>
+    <w:semiHidden/>
     <w:unhideWhenUsed/>
   </w:style>
   <w:style w:type="table" w:default="1" w:styleId="a1">
